--- a/pautasattguias.gpt.docx
+++ b/pautasattguias.gpt.docx
@@ -61,13 +61,10 @@
         </w:numPr>
       </w:pPr>
       <w:r>
-        <w:t xml:space="preserve">Asistencia Médica 24/7: Llamada por Internet: </w:t>
-      </w:r>
-      <w:r>
-        <w:t>También puede solicitar una llamada po</w:t>
-      </w:r>
-      <w:r>
-        <w:t xml:space="preserve">r internet: https://europamundo.quickassistance.es/ </w:t>
+        <w:t>Asistencia Médica 24/7 – Llamada por internet (prioritario si el pasajero no puede llamar):</w:t>
+      </w:r>
+      <w:r>
+        <w:t xml:space="preserve"> https://europamundo.quickassistance.es/ </w:t>
       </w:r>
     </w:p>
     <w:p>
@@ -21300,7 +21297,6 @@
   <w:style w:type="character" w:default="1" w:styleId="Fuentedeprrafopredeter">
     <w:name w:val="Default Paragraph Font"/>
     <w:uiPriority w:val="1"/>
-    <w:semiHidden/>
     <w:unhideWhenUsed/>
   </w:style>
   <w:style w:type="table" w:default="1" w:styleId="Tablanormal">
